--- a/大三上学期/软件设计/各个模式之间的串联思考.docx
+++ b/大三上学期/软件设计/各个模式之间的串联思考.docx
@@ -158,7 +158,7 @@
       </w:r>
       <w:r>
         <w:rPr>
-          <w:rStyle w:val="4"/>
+          <w:rStyle w:val="5"/>
           <w:rFonts w:ascii="宋体" w:hAnsi="宋体" w:eastAsia="宋体" w:cs="宋体"/>
           <w:sz w:val="24"/>
           <w:szCs w:val="24"/>
@@ -211,7 +211,7 @@
       </w:r>
       <w:r>
         <w:rPr>
-          <w:rStyle w:val="4"/>
+          <w:rStyle w:val="5"/>
           <w:rFonts w:ascii="宋体" w:hAnsi="宋体" w:eastAsia="宋体" w:cs="宋体"/>
           <w:sz w:val="24"/>
           <w:szCs w:val="24"/>
@@ -228,7 +228,7 @@
       </w:r>
       <w:r>
         <w:rPr>
-          <w:rStyle w:val="4"/>
+          <w:rStyle w:val="5"/>
           <w:rFonts w:ascii="宋体" w:hAnsi="宋体" w:eastAsia="宋体" w:cs="宋体"/>
           <w:sz w:val="24"/>
           <w:szCs w:val="24"/>
@@ -511,8 +511,6 @@
         </w:rPr>
         <w:t>null</w:t>
       </w:r>
-      <w:bookmarkStart w:id="0" w:name="_GoBack"/>
-      <w:bookmarkEnd w:id="0"/>
     </w:p>
     <w:p>
       <w:pPr>
@@ -2167,14 +2165,14 @@
       <w:r>
         <w:rPr>
           <w:rFonts w:hint="eastAsia" w:ascii="宋体" w:hAnsi="宋体" w:eastAsia="宋体" w:cs="宋体"/>
-          <w:b w:val="0"/>
-          <w:bCs w:val="0"/>
-          <w:color w:val="auto"/>
-          <w:sz w:val="24"/>
-          <w:szCs w:val="24"/>
-          <w:lang w:val="en-US" w:eastAsia="zh-CN"/>
-        </w:rPr>
-        <w:t>建造者模式与模板方法模式还有一般实例的 Class c  c,set() 有什么区别</w:t>
+          <w:b/>
+          <w:bCs/>
+          <w:color w:val="auto"/>
+          <w:sz w:val="24"/>
+          <w:szCs w:val="24"/>
+          <w:lang w:val="en-US" w:eastAsia="zh-CN"/>
+        </w:rPr>
+        <w:t>建造者模式与模板方法模式还有一般实例的 Class c  c,set() 有什么区别?</w:t>
       </w:r>
       <w:r>
         <w:rPr>
@@ -2302,26 +2300,827 @@
     <w:p>
       <w:pPr>
         <w:rPr>
+          <w:rFonts w:hint="eastAsia" w:ascii="宋体" w:hAnsi="宋体" w:eastAsia="宋体" w:cs="宋体"/>
+          <w:b w:val="0"/>
+          <w:bCs w:val="0"/>
+          <w:color w:val="auto"/>
+          <w:sz w:val="24"/>
+          <w:szCs w:val="24"/>
+          <w:lang w:val="en-US" w:eastAsia="zh-CN"/>
+        </w:rPr>
+      </w:pPr>
+      <w:r>
+        <w:rPr>
+          <w:rFonts w:hint="eastAsia" w:ascii="宋体" w:hAnsi="宋体" w:eastAsia="宋体" w:cs="宋体"/>
+          <w:b w:val="0"/>
+          <w:bCs w:val="0"/>
+          <w:color w:val="auto"/>
+          <w:sz w:val="24"/>
+          <w:szCs w:val="24"/>
+          <w:lang w:val="en-US" w:eastAsia="zh-CN"/>
+        </w:rPr>
+        <w:t>而模板方法模式只是定制了一个一条龙服务，比如说上课，必然要有思政课，但是如果是数学系的，得加上数学分析这个服务，如果是计算机的，得加上数据结构这个服务，但是由于CS 和数学系都是一个学校的，大部分课都相似的，复用一套模板足够</w:t>
+      </w:r>
+    </w:p>
+    <w:p>
+      <w:pPr>
+        <w:rPr>
+          <w:rFonts w:hint="eastAsia" w:ascii="宋体" w:hAnsi="宋体" w:eastAsia="宋体" w:cs="宋体"/>
+          <w:b w:val="0"/>
+          <w:bCs w:val="0"/>
+          <w:color w:val="auto"/>
+          <w:sz w:val="24"/>
+          <w:szCs w:val="24"/>
+          <w:lang w:val="en-US" w:eastAsia="zh-CN"/>
+        </w:rPr>
+      </w:pPr>
+    </w:p>
+    <w:p>
+      <w:pPr>
+        <w:pStyle w:val="2"/>
+        <w:keepNext w:val="0"/>
+        <w:keepLines w:val="0"/>
+        <w:widowControl/>
+        <w:suppressLineNumbers w:val="0"/>
+        <w:shd w:val="clear" w:fill="FFFFFF"/>
+        <w:spacing w:before="0" w:beforeAutospacing="0" w:after="0" w:afterAutospacing="0"/>
+        <w:ind w:left="0" w:right="0" w:firstLine="0"/>
+        <w:jc w:val="left"/>
+        <w:rPr>
+          <w:rFonts w:ascii="auto 32px" w:hAnsi="auto 32px" w:eastAsia="auto 32px" w:cs="auto 32px"/>
+          <w:i w:val="0"/>
+          <w:iCs w:val="0"/>
+          <w:caps w:val="0"/>
+          <w:color w:val="000000"/>
+          <w:spacing w:val="0"/>
+          <w:sz w:val="48"/>
+          <w:szCs w:val="48"/>
+        </w:rPr>
+      </w:pPr>
+      <w:r>
+        <w:rPr>
+          <w:rFonts w:hint="default" w:ascii="auto 32px" w:hAnsi="auto 32px" w:eastAsia="auto 32px" w:cs="auto 32px"/>
+          <w:b/>
+          <w:bCs/>
+          <w:i w:val="0"/>
+          <w:iCs w:val="0"/>
+          <w:caps w:val="0"/>
+          <w:color w:val="000000"/>
+          <w:spacing w:val="0"/>
+          <w:sz w:val="21"/>
+          <w:szCs w:val="21"/>
+          <w:shd w:val="clear" w:fill="FFFFFF"/>
+        </w:rPr>
+        <w:t>模板方法模式</w:t>
+      </w:r>
+      <w:r>
+        <w:rPr>
+          <w:rFonts w:hint="default" w:ascii="auto 32px" w:hAnsi="auto 32px" w:eastAsia="auto 32px" w:cs="auto 32px"/>
+          <w:i w:val="0"/>
+          <w:iCs w:val="0"/>
+          <w:caps w:val="0"/>
+          <w:color w:val="000000"/>
+          <w:spacing w:val="0"/>
+          <w:sz w:val="21"/>
+          <w:szCs w:val="21"/>
+          <w:shd w:val="clear" w:fill="FFFFFF"/>
+        </w:rPr>
+        <w:t>：你是流程的制定者，通过在基类中固定算法的执行顺序来掌控全局，</w:t>
+      </w:r>
+      <w:r>
+        <w:rPr>
+          <w:rFonts w:hint="default" w:ascii="auto 32px" w:hAnsi="auto 32px" w:eastAsia="auto 32px" w:cs="auto 32px"/>
+          <w:i w:val="0"/>
+          <w:iCs w:val="0"/>
+          <w:caps w:val="0"/>
+          <w:color w:val="000000"/>
+          <w:spacing w:val="0"/>
+          <w:sz w:val="21"/>
+          <w:szCs w:val="21"/>
+          <w:shd w:val="clear" w:fill="FFFFFF"/>
+        </w:rPr>
+        <w:br w:type="textWrapping"/>
+      </w:r>
+      <w:r>
+        <w:rPr>
+          <w:rFonts w:hint="default" w:ascii="auto 32px" w:hAnsi="auto 32px" w:eastAsia="auto 32px" w:cs="auto 32px"/>
+          <w:i w:val="0"/>
+          <w:iCs w:val="0"/>
+          <w:caps w:val="0"/>
+          <w:color w:val="000000"/>
+          <w:spacing w:val="0"/>
+          <w:sz w:val="21"/>
+          <w:szCs w:val="21"/>
+          <w:shd w:val="clear" w:fill="FFFFFF"/>
+        </w:rPr>
+        <w:t>子类只能在预留的插槽内提供具体实现。</w:t>
+      </w:r>
+    </w:p>
+    <w:p>
+      <w:pPr>
+        <w:pStyle w:val="2"/>
+        <w:keepNext w:val="0"/>
+        <w:keepLines w:val="0"/>
+        <w:widowControl/>
+        <w:suppressLineNumbers w:val="0"/>
+        <w:shd w:val="clear" w:fill="FFFFFF"/>
+        <w:spacing w:before="0" w:beforeAutospacing="0" w:after="0" w:afterAutospacing="0"/>
+        <w:ind w:left="0" w:right="0" w:firstLine="0"/>
+        <w:jc w:val="left"/>
+        <w:rPr>
+          <w:rFonts w:hint="default" w:ascii="auto 32px" w:hAnsi="auto 32px" w:eastAsia="auto 32px" w:cs="auto 32px"/>
+          <w:i w:val="0"/>
+          <w:iCs w:val="0"/>
+          <w:caps w:val="0"/>
+          <w:color w:val="000000"/>
+          <w:spacing w:val="0"/>
+          <w:sz w:val="48"/>
+          <w:szCs w:val="48"/>
+        </w:rPr>
+      </w:pPr>
+      <w:r>
+        <w:rPr>
+          <w:rFonts w:hint="default" w:ascii="auto 32px" w:hAnsi="auto 32px" w:eastAsia="auto 32px" w:cs="auto 32px"/>
+          <w:b/>
+          <w:bCs/>
+          <w:i w:val="0"/>
+          <w:iCs w:val="0"/>
+          <w:caps w:val="0"/>
+          <w:color w:val="000000"/>
+          <w:spacing w:val="0"/>
+          <w:sz w:val="21"/>
+          <w:szCs w:val="21"/>
+          <w:shd w:val="clear" w:fill="FFFFFF"/>
+        </w:rPr>
+        <w:t>建造者模式</w:t>
+      </w:r>
+      <w:r>
+        <w:rPr>
+          <w:rFonts w:hint="default" w:ascii="auto 32px" w:hAnsi="auto 32px" w:eastAsia="auto 32px" w:cs="auto 32px"/>
+          <w:i w:val="0"/>
+          <w:iCs w:val="0"/>
+          <w:caps w:val="0"/>
+          <w:color w:val="000000"/>
+          <w:spacing w:val="0"/>
+          <w:sz w:val="21"/>
+          <w:szCs w:val="21"/>
+          <w:shd w:val="clear" w:fill="FFFFFF"/>
+        </w:rPr>
+        <w:t>：客户（使用者）是流程的指挥官，通过指挥构造器来灵活决定构建步骤</w:t>
+      </w:r>
+      <w:r>
+        <w:rPr>
+          <w:rFonts w:hint="default" w:ascii="auto 32px" w:hAnsi="auto 32px" w:eastAsia="auto 32px" w:cs="auto 32px"/>
+          <w:b/>
+          <w:bCs/>
+          <w:i w:val="0"/>
+          <w:iCs w:val="0"/>
+          <w:caps w:val="0"/>
+          <w:color w:val="000000"/>
+          <w:spacing w:val="0"/>
+          <w:sz w:val="21"/>
+          <w:szCs w:val="21"/>
+          <w:shd w:val="clear" w:fill="FFFFFF"/>
+        </w:rPr>
+        <w:br w:type="textWrapping"/>
+      </w:r>
+      <w:r>
+        <w:rPr>
+          <w:rFonts w:hint="default" w:ascii="auto 32px" w:hAnsi="auto 32px" w:eastAsia="auto 32px" w:cs="auto 32px"/>
+          <w:i w:val="0"/>
+          <w:iCs w:val="0"/>
+          <w:caps w:val="0"/>
+          <w:color w:val="000000"/>
+          <w:spacing w:val="0"/>
+          <w:sz w:val="21"/>
+          <w:szCs w:val="21"/>
+          <w:shd w:val="clear" w:fill="FFFFFF"/>
+        </w:rPr>
+        <w:t>和执行顺序，从而生产出不同的产品。</w:t>
+      </w:r>
+    </w:p>
+    <w:p>
+      <w:pPr>
+        <w:rPr>
+          <w:rFonts w:hint="eastAsia" w:ascii="宋体" w:hAnsi="宋体" w:eastAsia="宋体" w:cs="宋体"/>
+          <w:b w:val="0"/>
+          <w:bCs w:val="0"/>
+          <w:color w:val="auto"/>
+          <w:sz w:val="24"/>
+          <w:szCs w:val="24"/>
+          <w:lang w:val="en-US" w:eastAsia="zh-CN"/>
+        </w:rPr>
+      </w:pPr>
+    </w:p>
+    <w:p>
+      <w:pPr>
+        <w:rPr>
+          <w:rFonts w:hint="eastAsia" w:ascii="宋体" w:hAnsi="宋体" w:eastAsia="宋体" w:cs="宋体"/>
+          <w:b w:val="0"/>
+          <w:bCs w:val="0"/>
+          <w:color w:val="auto"/>
+          <w:sz w:val="24"/>
+          <w:szCs w:val="24"/>
+          <w:lang w:val="en-US" w:eastAsia="zh-CN"/>
+        </w:rPr>
+      </w:pPr>
+    </w:p>
+    <w:p>
+      <w:pPr>
+        <w:rPr>
+          <w:rFonts w:hint="eastAsia" w:ascii="宋体" w:hAnsi="宋体" w:eastAsia="宋体" w:cs="宋体"/>
+          <w:b w:val="0"/>
+          <w:bCs w:val="0"/>
+          <w:color w:val="auto"/>
+          <w:sz w:val="24"/>
+          <w:szCs w:val="24"/>
+          <w:lang w:val="en-US" w:eastAsia="zh-CN"/>
+        </w:rPr>
+      </w:pPr>
+    </w:p>
+    <w:p>
+      <w:pPr>
+        <w:rPr>
+          <w:rFonts w:hint="eastAsia" w:ascii="宋体" w:hAnsi="宋体" w:eastAsia="宋体" w:cs="宋体"/>
+          <w:b/>
+          <w:bCs/>
+          <w:color w:val="auto"/>
+          <w:sz w:val="24"/>
+          <w:szCs w:val="24"/>
+          <w:lang w:val="en-US" w:eastAsia="zh-CN"/>
+        </w:rPr>
+      </w:pPr>
+      <w:r>
+        <w:rPr>
+          <w:rFonts w:hint="eastAsia" w:ascii="宋体" w:hAnsi="宋体" w:eastAsia="宋体" w:cs="宋体"/>
+          <w:b/>
+          <w:bCs/>
+          <w:color w:val="auto"/>
+          <w:sz w:val="24"/>
+          <w:szCs w:val="24"/>
+          <w:lang w:val="en-US" w:eastAsia="zh-CN"/>
+        </w:rPr>
+        <w:t>命令模式</w:t>
+      </w:r>
+    </w:p>
+    <w:p>
+      <w:pPr>
+        <w:rPr>
+          <w:rFonts w:hint="eastAsia" w:ascii="宋体" w:hAnsi="宋体" w:eastAsia="宋体" w:cs="宋体"/>
+          <w:b/>
+          <w:bCs/>
+          <w:color w:val="auto"/>
+          <w:sz w:val="24"/>
+          <w:szCs w:val="24"/>
+          <w:lang w:val="en-US" w:eastAsia="zh-CN"/>
+        </w:rPr>
+      </w:pPr>
+    </w:p>
+    <w:p>
+      <w:pPr>
+        <w:rPr>
+          <w:rFonts w:hint="eastAsia" w:ascii="宋体" w:hAnsi="宋体" w:eastAsia="宋体" w:cs="宋体"/>
+          <w:b/>
+          <w:bCs/>
+          <w:color w:val="auto"/>
+          <w:sz w:val="24"/>
+          <w:szCs w:val="24"/>
+          <w:lang w:val="en-US" w:eastAsia="zh-CN"/>
+        </w:rPr>
+      </w:pPr>
+      <w:r>
+        <w:rPr>
+          <w:rFonts w:hint="eastAsia" w:ascii="宋体" w:hAnsi="宋体" w:eastAsia="宋体" w:cs="宋体"/>
+          <w:b/>
+          <w:bCs/>
+          <w:color w:val="auto"/>
+          <w:sz w:val="24"/>
+          <w:szCs w:val="24"/>
+          <w:lang w:val="en-US" w:eastAsia="zh-CN"/>
+        </w:rPr>
+        <w:t>这个模式比较抽象，也很难知道他是干嘛的，举个例子：消息队列</w:t>
+      </w:r>
+    </w:p>
+    <w:p>
+      <w:pPr>
+        <w:rPr>
+          <w:rFonts w:hint="eastAsia" w:ascii="宋体" w:hAnsi="宋体" w:eastAsia="宋体" w:cs="宋体"/>
+          <w:b/>
+          <w:bCs/>
+          <w:color w:val="auto"/>
+          <w:sz w:val="24"/>
+          <w:szCs w:val="24"/>
+          <w:lang w:val="en-US" w:eastAsia="zh-CN"/>
+        </w:rPr>
+      </w:pPr>
+    </w:p>
+    <w:p>
+      <w:pPr>
+        <w:rPr>
+          <w:rFonts w:hint="eastAsia" w:ascii="宋体" w:hAnsi="宋体" w:eastAsia="宋体" w:cs="宋体"/>
+          <w:b/>
+          <w:bCs/>
+          <w:color w:val="auto"/>
+          <w:sz w:val="24"/>
+          <w:szCs w:val="24"/>
+          <w:shd w:val="clear" w:color="auto" w:fill="auto"/>
+          <w:lang w:val="en-US" w:eastAsia="zh-CN"/>
+        </w:rPr>
+      </w:pPr>
+    </w:p>
+    <w:p>
+      <w:pPr>
+        <w:rPr>
+          <w:rFonts w:ascii="宋体" w:hAnsi="宋体" w:eastAsia="宋体" w:cs="宋体"/>
+          <w:sz w:val="24"/>
+          <w:szCs w:val="24"/>
+          <w:shd w:val="clear" w:color="auto" w:fill="auto"/>
+        </w:rPr>
+      </w:pPr>
+      <w:r>
+        <w:rPr>
+          <w:rFonts w:ascii="宋体" w:hAnsi="宋体" w:eastAsia="宋体" w:cs="宋体"/>
+          <w:sz w:val="24"/>
+          <w:szCs w:val="24"/>
+          <w:shd w:val="clear" w:color="auto" w:fill="auto"/>
+        </w:rPr>
+        <w:t xml:space="preserve">// 2. 改造后的 Invoker (充当队列管理器) </w:t>
+      </w:r>
+    </w:p>
+    <w:p>
+      <w:pPr>
+        <w:rPr>
+          <w:rFonts w:ascii="宋体" w:hAnsi="宋体" w:eastAsia="宋体" w:cs="宋体"/>
+          <w:sz w:val="24"/>
+          <w:szCs w:val="24"/>
+          <w:shd w:val="clear" w:color="auto" w:fill="auto"/>
+        </w:rPr>
+      </w:pPr>
+      <w:r>
+        <w:rPr>
+          <w:rFonts w:ascii="宋体" w:hAnsi="宋体" w:eastAsia="宋体" w:cs="宋体"/>
+          <w:sz w:val="24"/>
+          <w:szCs w:val="24"/>
+          <w:shd w:val="clear" w:color="auto" w:fill="auto"/>
+        </w:rPr>
+        <w:t xml:space="preserve">class QueueInvoker { // 使用 List 来模拟消息队列 </w:t>
+      </w:r>
+    </w:p>
+    <w:p>
+      <w:pPr>
+        <w:rPr>
+          <w:rFonts w:ascii="宋体" w:hAnsi="宋体" w:eastAsia="宋体" w:cs="宋体"/>
+          <w:sz w:val="24"/>
+          <w:szCs w:val="24"/>
+          <w:shd w:val="clear" w:color="auto" w:fill="auto"/>
+        </w:rPr>
+      </w:pPr>
+    </w:p>
+    <w:p>
+      <w:pPr>
+        <w:rPr>
+          <w:rFonts w:ascii="宋体" w:hAnsi="宋体" w:eastAsia="宋体" w:cs="宋体"/>
+          <w:sz w:val="24"/>
+          <w:szCs w:val="24"/>
+          <w:shd w:val="clear" w:color="auto" w:fill="auto"/>
+        </w:rPr>
+      </w:pPr>
+      <w:r>
+        <w:rPr>
+          <w:rFonts w:ascii="宋体" w:hAnsi="宋体" w:eastAsia="宋体" w:cs="宋体"/>
+          <w:sz w:val="24"/>
+          <w:szCs w:val="24"/>
+          <w:shd w:val="clear" w:color="auto" w:fill="auto"/>
+        </w:rPr>
+        <w:t xml:space="preserve">private List&lt;Command&gt; commandQueue = new ArrayList&lt;&gt;(); </w:t>
+      </w:r>
+    </w:p>
+    <w:p>
+      <w:pPr>
+        <w:rPr>
+          <w:rFonts w:ascii="宋体" w:hAnsi="宋体" w:eastAsia="宋体" w:cs="宋体"/>
+          <w:sz w:val="24"/>
+          <w:szCs w:val="24"/>
+          <w:shd w:val="clear" w:color="auto" w:fill="auto"/>
+        </w:rPr>
+      </w:pPr>
+      <w:r>
+        <w:rPr>
+          <w:rFonts w:ascii="宋体" w:hAnsi="宋体" w:eastAsia="宋体" w:cs="宋体"/>
+          <w:sz w:val="24"/>
+          <w:szCs w:val="24"/>
+          <w:shd w:val="clear" w:color="auto" w:fill="auto"/>
+        </w:rPr>
+        <w:t xml:space="preserve">// 生产者接口：将命令放入队列，但不立即执行 </w:t>
+      </w:r>
+    </w:p>
+    <w:p>
+      <w:pPr>
+        <w:rPr>
+          <w:rFonts w:ascii="宋体" w:hAnsi="宋体" w:eastAsia="宋体" w:cs="宋体"/>
+          <w:sz w:val="24"/>
+          <w:szCs w:val="24"/>
+          <w:shd w:val="clear" w:color="auto" w:fill="auto"/>
+        </w:rPr>
+      </w:pPr>
+      <w:r>
+        <w:rPr>
+          <w:rFonts w:ascii="宋体" w:hAnsi="宋体" w:eastAsia="宋体" w:cs="宋体"/>
+          <w:sz w:val="24"/>
+          <w:szCs w:val="24"/>
+          <w:shd w:val="clear" w:color="auto" w:fill="auto"/>
+        </w:rPr>
+        <w:t xml:space="preserve">public void addCommand(Command command) </w:t>
+      </w:r>
+    </w:p>
+    <w:p>
+      <w:pPr>
+        <w:rPr>
+          <w:rFonts w:ascii="宋体" w:hAnsi="宋体" w:eastAsia="宋体" w:cs="宋体"/>
+          <w:sz w:val="24"/>
+          <w:szCs w:val="24"/>
+          <w:shd w:val="clear" w:color="auto" w:fill="auto"/>
+        </w:rPr>
+      </w:pPr>
+      <w:r>
+        <w:rPr>
+          <w:rFonts w:ascii="宋体" w:hAnsi="宋体" w:eastAsia="宋体" w:cs="宋体"/>
+          <w:sz w:val="24"/>
+          <w:szCs w:val="24"/>
+          <w:shd w:val="clear" w:color="auto" w:fill="auto"/>
+        </w:rPr>
+        <w:t xml:space="preserve">{ System.out.println("Invoker: 命令已加入队列"); commandQueue.add(command); } // 消费者接口：一次性处理队列中的所有消息 </w:t>
+      </w:r>
+    </w:p>
+    <w:p>
+      <w:pPr>
+        <w:rPr>
+          <w:rFonts w:ascii="宋体" w:hAnsi="宋体" w:eastAsia="宋体" w:cs="宋体"/>
+          <w:sz w:val="24"/>
+          <w:szCs w:val="24"/>
+          <w:shd w:val="clear" w:color="auto" w:fill="auto"/>
+        </w:rPr>
+      </w:pPr>
+    </w:p>
+    <w:p>
+      <w:pPr>
+        <w:rPr>
+          <w:rFonts w:ascii="宋体" w:hAnsi="宋体" w:eastAsia="宋体" w:cs="宋体"/>
+          <w:sz w:val="24"/>
+          <w:szCs w:val="24"/>
+          <w:shd w:val="clear" w:color="auto" w:fill="auto"/>
+        </w:rPr>
+      </w:pPr>
+      <w:r>
+        <w:rPr>
+          <w:rFonts w:ascii="宋体" w:hAnsi="宋体" w:eastAsia="宋体" w:cs="宋体"/>
+          <w:sz w:val="24"/>
+          <w:szCs w:val="24"/>
+          <w:shd w:val="clear" w:color="auto" w:fill="auto"/>
+        </w:rPr>
+        <w:t>public void executeAll()</w:t>
+      </w:r>
+    </w:p>
+    <w:p>
+      <w:pPr>
+        <w:rPr>
           <w:rFonts w:hint="default" w:ascii="宋体" w:hAnsi="宋体" w:eastAsia="宋体" w:cs="宋体"/>
-          <w:b w:val="0"/>
-          <w:bCs w:val="0"/>
-          <w:color w:val="auto"/>
-          <w:sz w:val="24"/>
-          <w:szCs w:val="24"/>
-          <w:lang w:val="en-US" w:eastAsia="zh-CN"/>
-        </w:rPr>
-      </w:pPr>
-      <w:r>
-        <w:rPr>
-          <w:rFonts w:hint="eastAsia" w:ascii="宋体" w:hAnsi="宋体" w:eastAsia="宋体" w:cs="宋体"/>
-          <w:b w:val="0"/>
-          <w:bCs w:val="0"/>
-          <w:color w:val="auto"/>
-          <w:sz w:val="24"/>
-          <w:szCs w:val="24"/>
-          <w:lang w:val="en-US" w:eastAsia="zh-CN"/>
-        </w:rPr>
-        <w:t>而模板方法模式只是定制了一个一条龙服务，比如说上课，必然要有思政课，但是如果是数学系的，得加上数学分析这个服务，如果是计算机的，得加上数据结构这个服务，但是由于CS 和数学系都是一个学校的，大部分课都相似的，复用一套模板足够</w:t>
+          <w:b/>
+          <w:bCs/>
+          <w:color w:val="auto"/>
+          <w:sz w:val="24"/>
+          <w:szCs w:val="24"/>
+          <w:shd w:val="clear" w:color="auto" w:fill="auto"/>
+          <w:lang w:val="en-US" w:eastAsia="zh-CN"/>
+        </w:rPr>
+      </w:pPr>
+      <w:r>
+        <w:rPr>
+          <w:rFonts w:ascii="宋体" w:hAnsi="宋体" w:eastAsia="宋体" w:cs="宋体"/>
+          <w:sz w:val="24"/>
+          <w:szCs w:val="24"/>
+          <w:shd w:val="clear" w:color="auto" w:fill="auto"/>
+        </w:rPr>
+        <w:t xml:space="preserve"> { System.out.println("Invoker: 开始批量执行队列任务..."); for (Command cmd : commandQueue) { cmd.execute(); } // 执行完后清空队列 commandQueue.clear(); } }</w:t>
+      </w:r>
+    </w:p>
+    <w:p>
+      <w:pPr>
+        <w:rPr>
+          <w:rFonts w:hint="eastAsia" w:ascii="宋体" w:hAnsi="宋体" w:eastAsia="宋体" w:cs="宋体"/>
+          <w:b w:val="0"/>
+          <w:bCs w:val="0"/>
+          <w:color w:val="auto"/>
+          <w:sz w:val="24"/>
+          <w:szCs w:val="24"/>
+          <w:shd w:val="clear" w:color="FFFFFF" w:fill="D9D9D9"/>
+          <w:lang w:val="en-US" w:eastAsia="zh-CN"/>
+        </w:rPr>
+      </w:pPr>
+    </w:p>
+    <w:p>
+      <w:pPr>
+        <w:rPr>
+          <w:rFonts w:hint="eastAsia" w:ascii="宋体" w:hAnsi="宋体" w:eastAsia="宋体" w:cs="宋体"/>
+          <w:b w:val="0"/>
+          <w:bCs w:val="0"/>
+          <w:color w:val="auto"/>
+          <w:sz w:val="24"/>
+          <w:szCs w:val="24"/>
+          <w:lang w:val="en-US" w:eastAsia="zh-CN"/>
+        </w:rPr>
+      </w:pPr>
+    </w:p>
+    <w:p>
+      <w:pPr>
+        <w:rPr>
+          <w:rFonts w:hint="eastAsia" w:ascii="宋体" w:hAnsi="宋体" w:eastAsia="宋体" w:cs="宋体"/>
+          <w:b w:val="0"/>
+          <w:bCs w:val="0"/>
+          <w:color w:val="auto"/>
+          <w:sz w:val="24"/>
+          <w:szCs w:val="24"/>
+          <w:lang w:val="en-US" w:eastAsia="zh-CN"/>
+        </w:rPr>
+      </w:pPr>
+      <w:r>
+        <w:rPr>
+          <w:rFonts w:hint="eastAsia" w:ascii="宋体" w:hAnsi="宋体" w:eastAsia="宋体" w:cs="宋体"/>
+          <w:b w:val="0"/>
+          <w:bCs w:val="0"/>
+          <w:color w:val="auto"/>
+          <w:sz w:val="24"/>
+          <w:szCs w:val="24"/>
+          <w:lang w:val="en-US" w:eastAsia="zh-CN"/>
+        </w:rPr>
+        <w:t>这个invoker 像这样把一个操作包装成一个对象之后，完全可以不马上去执行，而是存在队列里面，这个就是本模式的特点</w:t>
+      </w:r>
+    </w:p>
+    <w:p>
+      <w:pPr>
+        <w:rPr>
+          <w:rFonts w:hint="eastAsia" w:ascii="宋体" w:hAnsi="宋体" w:eastAsia="宋体" w:cs="宋体"/>
+          <w:b w:val="0"/>
+          <w:bCs w:val="0"/>
+          <w:color w:val="auto"/>
+          <w:sz w:val="24"/>
+          <w:szCs w:val="24"/>
+          <w:lang w:val="en-US" w:eastAsia="zh-CN"/>
+        </w:rPr>
+      </w:pPr>
+    </w:p>
+    <w:p>
+      <w:pPr>
+        <w:rPr>
+          <w:rFonts w:hint="eastAsia" w:ascii="宋体" w:hAnsi="宋体" w:eastAsia="宋体" w:cs="宋体"/>
+          <w:b w:val="0"/>
+          <w:bCs w:val="0"/>
+          <w:color w:val="auto"/>
+          <w:sz w:val="24"/>
+          <w:szCs w:val="24"/>
+          <w:lang w:val="en-US" w:eastAsia="zh-CN"/>
+        </w:rPr>
+      </w:pPr>
+    </w:p>
+    <w:p>
+      <w:pPr>
+        <w:rPr>
+          <w:rFonts w:hint="default" w:ascii="宋体" w:hAnsi="宋体" w:eastAsia="宋体" w:cs="宋体"/>
+          <w:b/>
+          <w:bCs/>
+          <w:color w:val="auto"/>
+          <w:sz w:val="24"/>
+          <w:szCs w:val="24"/>
+          <w:lang w:val="en-US" w:eastAsia="zh-CN"/>
+        </w:rPr>
+      </w:pPr>
+      <w:r>
+        <w:rPr>
+          <w:rFonts w:hint="eastAsia" w:ascii="宋体" w:hAnsi="宋体" w:eastAsia="宋体" w:cs="宋体"/>
+          <w:b/>
+          <w:bCs/>
+          <w:color w:val="auto"/>
+          <w:sz w:val="24"/>
+          <w:szCs w:val="24"/>
+          <w:lang w:val="en-US" w:eastAsia="zh-CN"/>
+        </w:rPr>
+        <w:t>记事本模式</w:t>
+      </w:r>
+    </w:p>
+    <w:p>
+      <w:pPr>
+        <w:rPr>
+          <w:rFonts w:hint="default" w:ascii="宋体" w:hAnsi="宋体" w:eastAsia="宋体" w:cs="宋体"/>
+          <w:b w:val="0"/>
+          <w:bCs w:val="0"/>
+          <w:color w:val="auto"/>
+          <w:sz w:val="24"/>
+          <w:szCs w:val="24"/>
+          <w:lang w:val="en-US" w:eastAsia="zh-CN"/>
+        </w:rPr>
+      </w:pPr>
+    </w:p>
+    <w:p>
+      <w:pPr>
+        <w:rPr>
+          <w:rFonts w:hint="default" w:ascii="宋体" w:hAnsi="宋体" w:eastAsia="宋体" w:cs="宋体"/>
+          <w:b w:val="0"/>
+          <w:bCs w:val="0"/>
+          <w:color w:val="auto"/>
+          <w:sz w:val="24"/>
+          <w:szCs w:val="24"/>
+          <w:lang w:val="en-US" w:eastAsia="zh-CN"/>
+        </w:rPr>
+      </w:pPr>
+      <w:r>
+        <w:rPr>
+          <w:rFonts w:hint="eastAsia" w:ascii="宋体" w:hAnsi="宋体" w:eastAsia="宋体" w:cs="宋体"/>
+          <w:b w:val="0"/>
+          <w:bCs w:val="0"/>
+          <w:color w:val="auto"/>
+          <w:sz w:val="24"/>
+          <w:szCs w:val="24"/>
+          <w:lang w:val="en-US" w:eastAsia="zh-CN"/>
+        </w:rPr>
+        <w:t>特点就是，未原本的原型维护一个记事本类，这个记事本可以用来记录上一个时间步的状态，然后两个类是写一起的，记事本被原型包含在里面，感觉是因为方便访问参数，函数好写，两个特制的函数，一个是生成记事本，一个是利用记事本的东西恢复状态</w:t>
+      </w:r>
+    </w:p>
+    <w:p>
+      <w:pPr>
+        <w:rPr>
+          <w:rFonts w:hint="eastAsia" w:ascii="宋体" w:hAnsi="宋体" w:eastAsia="宋体" w:cs="宋体"/>
+          <w:b w:val="0"/>
+          <w:bCs w:val="0"/>
+          <w:color w:val="auto"/>
+          <w:sz w:val="24"/>
+          <w:szCs w:val="24"/>
+          <w:lang w:val="en-US" w:eastAsia="zh-CN"/>
+        </w:rPr>
+      </w:pPr>
+    </w:p>
+    <w:p>
+      <w:pPr>
+        <w:rPr>
+          <w:rFonts w:hint="eastAsia" w:ascii="宋体" w:hAnsi="宋体" w:eastAsia="宋体" w:cs="宋体"/>
+          <w:b w:val="0"/>
+          <w:bCs w:val="0"/>
+          <w:color w:val="auto"/>
+          <w:sz w:val="24"/>
+          <w:szCs w:val="24"/>
+          <w:lang w:val="en-US" w:eastAsia="zh-CN"/>
+        </w:rPr>
+      </w:pPr>
+      <w:r>
+        <w:rPr>
+          <w:rFonts w:hint="eastAsia" w:ascii="宋体" w:hAnsi="宋体" w:eastAsia="宋体" w:cs="宋体"/>
+          <w:b w:val="0"/>
+          <w:bCs w:val="0"/>
+          <w:color w:val="auto"/>
+          <w:sz w:val="24"/>
+          <w:szCs w:val="24"/>
+          <w:lang w:val="en-US" w:eastAsia="zh-CN"/>
+        </w:rPr>
+        <w:t>和 命令模式区别，刚刚说到命令模式是通过操作的撤销来保证状态的恢复的，而记事本则是直接把状态记录下来</w:t>
+      </w:r>
+    </w:p>
+    <w:p>
+      <w:pPr>
+        <w:rPr>
+          <w:rFonts w:hint="eastAsia" w:ascii="宋体" w:hAnsi="宋体" w:eastAsia="宋体" w:cs="宋体"/>
+          <w:b w:val="0"/>
+          <w:bCs w:val="0"/>
+          <w:color w:val="auto"/>
+          <w:sz w:val="24"/>
+          <w:szCs w:val="24"/>
+          <w:lang w:val="en-US" w:eastAsia="zh-CN"/>
+        </w:rPr>
+      </w:pPr>
+    </w:p>
+    <w:p>
+      <w:pPr>
+        <w:rPr>
+          <w:rFonts w:hint="default" w:ascii="宋体" w:hAnsi="宋体" w:eastAsia="宋体" w:cs="宋体"/>
+          <w:b/>
+          <w:bCs/>
+          <w:color w:val="auto"/>
+          <w:sz w:val="24"/>
+          <w:szCs w:val="24"/>
+          <w:lang w:val="en-US" w:eastAsia="zh-CN"/>
+        </w:rPr>
+      </w:pPr>
+      <w:r>
+        <w:rPr>
+          <w:rFonts w:hint="eastAsia" w:ascii="宋体" w:hAnsi="宋体" w:eastAsia="宋体" w:cs="宋体"/>
+          <w:b/>
+          <w:bCs/>
+          <w:color w:val="auto"/>
+          <w:sz w:val="24"/>
+          <w:szCs w:val="24"/>
+          <w:lang w:val="en-US" w:eastAsia="zh-CN"/>
+        </w:rPr>
+        <w:t>状态模式</w:t>
+      </w:r>
+    </w:p>
+    <w:p>
+      <w:pPr>
+        <w:rPr>
+          <w:rFonts w:hint="default" w:ascii="宋体" w:hAnsi="宋体" w:eastAsia="宋体" w:cs="宋体"/>
+          <w:b w:val="0"/>
+          <w:bCs w:val="0"/>
+          <w:color w:val="auto"/>
+          <w:sz w:val="24"/>
+          <w:szCs w:val="24"/>
+          <w:lang w:val="en-US" w:eastAsia="zh-CN"/>
+        </w:rPr>
+      </w:pPr>
+    </w:p>
+    <w:p>
+      <w:pPr>
+        <w:rPr>
+          <w:rFonts w:hint="eastAsia" w:ascii="宋体" w:hAnsi="宋体" w:eastAsia="宋体" w:cs="宋体"/>
+          <w:b w:val="0"/>
+          <w:bCs w:val="0"/>
+          <w:color w:val="auto"/>
+          <w:sz w:val="24"/>
+          <w:szCs w:val="24"/>
+          <w:lang w:val="en-US" w:eastAsia="zh-CN"/>
+        </w:rPr>
+      </w:pPr>
+      <w:r>
+        <w:rPr>
+          <w:rFonts w:hint="eastAsia" w:ascii="宋体" w:hAnsi="宋体" w:eastAsia="宋体" w:cs="宋体"/>
+          <w:b w:val="0"/>
+          <w:bCs w:val="0"/>
+          <w:color w:val="auto"/>
+          <w:sz w:val="24"/>
+          <w:szCs w:val="24"/>
+          <w:lang w:val="en-US" w:eastAsia="zh-CN"/>
+        </w:rPr>
+        <w:t>状态模式就是</w:t>
+      </w:r>
+    </w:p>
+    <w:p>
+      <w:pPr>
+        <w:rPr>
+          <w:rFonts w:hint="eastAsia" w:ascii="宋体" w:hAnsi="宋体" w:eastAsia="宋体" w:cs="宋体"/>
+          <w:b w:val="0"/>
+          <w:bCs w:val="0"/>
+          <w:color w:val="auto"/>
+          <w:sz w:val="24"/>
+          <w:szCs w:val="24"/>
+          <w:lang w:val="en-US" w:eastAsia="zh-CN"/>
+        </w:rPr>
+      </w:pPr>
+    </w:p>
+    <w:p>
+      <w:pPr>
+        <w:rPr>
+          <w:rFonts w:hint="default" w:ascii="宋体" w:hAnsi="宋体" w:eastAsia="宋体" w:cs="宋体"/>
+          <w:b w:val="0"/>
+          <w:bCs w:val="0"/>
+          <w:color w:val="auto"/>
+          <w:sz w:val="24"/>
+          <w:szCs w:val="24"/>
+          <w:lang w:val="en-US" w:eastAsia="zh-CN"/>
+        </w:rPr>
+      </w:pPr>
+      <w:r>
+        <w:rPr>
+          <w:rFonts w:hint="eastAsia" w:ascii="宋体" w:hAnsi="宋体" w:eastAsia="宋体" w:cs="宋体"/>
+          <w:b w:val="0"/>
+          <w:bCs w:val="0"/>
+          <w:color w:val="auto"/>
+          <w:sz w:val="24"/>
+          <w:szCs w:val="24"/>
+          <w:lang w:val="en-US" w:eastAsia="zh-CN"/>
+        </w:rPr>
+        <w:t>某一个实例，在不同状态下，做的动作也不一样，然后，他做了一个动作，也会切换到不同的状态，首先就是，这个实例会维护一个状态作为内部属性，然后这个实例维护几个“动作”，然后做动作的时候就把状态给作为输入输进去，以电梯为例子，实验代码是把电梯的四个动作作为四个状态，假设这是解耦合的，各论各的，那么，电梯有 A,B，C，D 四种状态，而这四种状态都各自有一个类，那么各个类中的动作就可以仁者见仁了，然后就是，函数执行了之后，先执行动作</w:t>
+      </w:r>
+      <w:r>
+        <w:rPr>
+          <w:rFonts w:hint="eastAsia" w:ascii="宋体" w:hAnsi="宋体" w:eastAsia="宋体" w:cs="宋体"/>
+          <w:b w:val="0"/>
+          <w:bCs w:val="0"/>
+          <w:color w:val="auto"/>
+          <w:sz w:val="24"/>
+          <w:szCs w:val="24"/>
+          <w:lang w:val="en-US" w:eastAsia="zh-CN"/>
+        </w:rPr>
+        <w:t>，再</w:t>
+      </w:r>
+      <w:bookmarkStart w:id="0" w:name="_GoBack"/>
+      <w:bookmarkEnd w:id="0"/>
+      <w:r>
+        <w:rPr>
+          <w:rFonts w:hint="eastAsia" w:ascii="宋体" w:hAnsi="宋体" w:eastAsia="宋体" w:cs="宋体"/>
+          <w:b w:val="0"/>
+          <w:bCs w:val="0"/>
+          <w:color w:val="auto"/>
+          <w:sz w:val="24"/>
+          <w:szCs w:val="24"/>
+          <w:lang w:val="en-US" w:eastAsia="zh-CN"/>
+        </w:rPr>
+        <w:t>更新状态（比如说 opening 执行完毕跳转到B 状态），</w:t>
       </w:r>
     </w:p>
     <w:sectPr>
@@ -2610,12 +3409,12 @@
       <w:lang w:val="en-US" w:eastAsia="zh-CN" w:bidi="ar-SA"/>
     </w:rPr>
   </w:style>
-  <w:style w:type="character" w:default="1" w:styleId="3">
+  <w:style w:type="character" w:default="1" w:styleId="4">
     <w:name w:val="Default Paragraph Font"/>
     <w:semiHidden/>
     <w:uiPriority w:val="0"/>
   </w:style>
-  <w:style w:type="table" w:default="1" w:styleId="2">
+  <w:style w:type="table" w:default="1" w:styleId="3">
     <w:name w:val="Normal Table"/>
     <w:semiHidden/>
     <w:qFormat/>
@@ -2629,9 +3428,17 @@
       </w:tblCellMar>
     </w:tblPr>
   </w:style>
-  <w:style w:type="character" w:styleId="4">
+  <w:style w:type="paragraph" w:styleId="2">
+    <w:name w:val="Normal (Web)"/>
+    <w:basedOn w:val="1"/>
+    <w:uiPriority w:val="0"/>
+    <w:rPr>
+      <w:sz w:val="24"/>
+    </w:rPr>
+  </w:style>
+  <w:style w:type="character" w:styleId="5">
     <w:name w:val="HTML Code"/>
-    <w:basedOn w:val="3"/>
+    <w:basedOn w:val="4"/>
     <w:qFormat/>
     <w:uiPriority w:val="0"/>
     <w:rPr>
